--- a/word_reports/LP_0328_위치_329_Sylvie Vartan_Grand Prix .docx
+++ b/word_reports/LP_0328_위치_329_Sylvie Vartan_Grand Prix .docx
@@ -4,7 +4,7 @@
   <w:body>
     <w:p>
       <w:pPr>
-        <w:spacing w:after="280"/>
+        <w:spacing w:after="80"/>
       </w:pPr>
       <w:r>
         <w:rPr w:rFonts="맑은 고딕">
@@ -13,94 +13,47 @@
           <w:color w:val="1E3A8A"/>
           <w:sz w:val="30"/>
         </w:rPr>
-        <w:t>[329] Sylvie Vartan - Grand Prix Album Vol.1  (더블)</w:t>
+        <w:t>Sylvie Vartan (실비 바르탄) - Grand Prix Album Vol.1  (더블)</w:t>
       </w:r>
     </w:p>
     <w:p>
       <w:pPr>
-        <w:spacing w:after="320"/>
+        <w:spacing w:after="240"/>
       </w:pPr>
       <w:r>
         <w:rPr w:rFonts="맑은 고딕">
           <w:rFonts w:ascii="맑은 고딕" w:hAnsi="맑은 고딕" w:eastAsia="맑은 고딕"/>
           <w:b/>
-          <w:sz w:val="20"/>
+          <w:color w:val="4B5563"/>
+          <w:sz w:val="22"/>
         </w:rPr>
-        <w:t>■ 위치 : 329</w:t>
-        <w:br/>
-      </w:r>
-      <w:r>
-        <w:rPr w:rFonts="맑은 고딕">
-          <w:rFonts w:ascii="맑은 고딕" w:hAnsi="맑은 고딕" w:eastAsia="맑은 고딕"/>
-          <w:b/>
-          <w:sz w:val="20"/>
-        </w:rPr>
-        <w:t>■ 아티스트 : Sylvie Vartan</w:t>
-        <w:br/>
-      </w:r>
-      <w:r>
-        <w:rPr w:rFonts="맑은 고딕">
-          <w:rFonts w:ascii="맑은 고딕" w:hAnsi="맑은 고딕" w:eastAsia="맑은 고딕"/>
-          <w:b/>
-          <w:sz w:val="20"/>
-        </w:rPr>
-        <w:t>■ 앨범명 : Grand Prix Album Vol.1  (더블)</w:t>
-        <w:br/>
-      </w:r>
-      <w:r>
-        <w:rPr w:rFonts="맑은 고딕">
-          <w:rFonts w:ascii="맑은 고딕" w:hAnsi="맑은 고딕" w:eastAsia="맑은 고딕"/>
-          <w:b w:val="0"/>
-          <w:sz w:val="20"/>
-        </w:rPr>
-        <w:t>■ 음반 레이블 : RCA Victor (RCA 빅터)</w:t>
-        <w:br/>
-      </w:r>
-      <w:r>
-        <w:rPr w:rFonts="맑은 고딕">
-          <w:rFonts w:ascii="맑은 고딕" w:hAnsi="맑은 고딕" w:eastAsia="맑은 고딕"/>
-          <w:b w:val="0"/>
-          <w:sz w:val="20"/>
-        </w:rPr>
-        <w:t>■ 발매년도 : 1970</w:t>
-        <w:br/>
-      </w:r>
-      <w:r>
-        <w:rPr w:rFonts="맑은 고딕">
-          <w:rFonts w:ascii="맑은 고딕" w:hAnsi="맑은 고딕" w:eastAsia="맑은 고딕"/>
-          <w:b w:val="0"/>
-          <w:sz w:val="20"/>
-        </w:rPr>
-        <w:t>■ 장르 : 프렌치 팝 (French Pop), 샹송 (Chanson), 예예 (Yé-yé)</w:t>
-        <w:br/>
-      </w:r>
-      <w:r>
-        <w:rPr w:rFonts="맑은 고딕">
-          <w:rFonts w:ascii="맑은 고딕" w:hAnsi="맑은 고딕" w:eastAsia="맑은 고딕"/>
-          <w:b w:val="0"/>
-          <w:sz w:val="20"/>
-        </w:rPr>
-        <w:t>■ 주요 수록곡 : - La Maritza (마리차 운하)</w:t>
-        <w:br/>
+        <w:t>위치 :  329</w:t>
       </w:r>
     </w:p>
     <w:p>
       <w:pPr>
-        <w:spacing w:after="160"/>
+        <w:spacing w:line="324" w:lineRule="auto" w:before="80" w:after="160"/>
       </w:pPr>
       <w:r>
         <w:rPr w:rFonts="맑은 고딕">
           <w:rFonts w:ascii="맑은 고딕" w:hAnsi="맑은 고딕" w:eastAsia="맑은 고딕"/>
           <w:b/>
           <w:color w:val="1F2937"/>
-          <w:sz w:val="24"/>
+          <w:sz w:val="22"/>
         </w:rPr>
-        <w:t>■ 음반 해설 및 감상 가이드</w:t>
+        <w:t xml:space="preserve">[음반 소개] </w:t>
+      </w:r>
+      <w:r>
+        <w:rPr w:rFonts="맑은 고딕">
+          <w:rFonts w:ascii="맑은 고딕" w:hAnsi="맑은 고딕" w:eastAsia="맑은 고딕"/>
+          <w:b w:val="0"/>
+          <w:sz w:val="21"/>
+        </w:rPr>
       </w:r>
     </w:p>
     <w:p>
       <w:pPr>
-        <w:spacing w:line="312" w:lineRule="auto" w:after="120"/>
+        <w:spacing w:line="324" w:lineRule="auto" w:after="120"/>
       </w:pPr>
       <w:r>
         <w:rPr w:rFonts="맑은 고딕">
@@ -108,51 +61,516 @@
           <w:b w:val="0"/>
           <w:sz w:val="21"/>
         </w:rPr>
-        <w:t>1960~70년대 프렌치 팝의 여왕이자 프랑스 ‘예예(Yé-yé)’ 무브먼트를 대표하는 아이콘, 실비 바르탕(Sylvie Vartan)의 정수를 담아낸 &lt;Grand Prix Album Vol.1&gt;은 그녀의 음악적 황금기를 집대성한 명반입니다. 당대 글로벌 LP 시장에서 프리미엄 기획으로 선보인 이 더블 앨범은 실비 바르탕이 거둔 상업적 성공과 예술적 성취를 동시에 기념하는 음반으로, 그녀를 전 세계적인 아티스트의 반열에 올려놓은 핵심 히트곡들을 풍성한 볼륨으로 밀도 있게 담아내고 있습니다.</w:t>
+        <w:t>1960년대 프랑스 예예(Yé-yé) 문화의 중심에서 청춘의 생동감과 우아한 샹송의 서정미를 동시에 꽃피운 실비 바르탄의 음악적 정수가 응축된 명반입니다. 화려함 뒤편에 깃든 애잔한 파리지엔의 숨결과 특유의 세련된 음색은 시대를 초월하여 듣는 이의 마음속 깊은 낭만을 일깨웁니다. 더블 바이닐에 아로새겨진 황금기 시절의 명선율들은 유럽 팝 음악사가 가장 눈부시게 빛나던 순간을 증언하는 하나의 품격 있는 기념비와 같습니다.</w:t>
       </w:r>
     </w:p>
     <w:p>
       <w:pPr>
-        <w:spacing w:line="312" w:lineRule="auto" w:after="120"/>
+        <w:spacing w:line="324" w:lineRule="auto" w:before="200" w:after="80"/>
       </w:pPr>
+      <w:r>
+        <w:rPr w:rFonts="맑은 고딕">
+          <w:rFonts w:ascii="맑은 고딕" w:hAnsi="맑은 고딕" w:eastAsia="맑은 고딕"/>
+          <w:b/>
+          <w:color w:val="1E3A8A"/>
+          <w:sz w:val="24"/>
+        </w:rPr>
+        <w:t>1. 음반 데이터</w:t>
+      </w:r>
+    </w:p>
+    <w:p>
+      <w:pPr>
+        <w:spacing w:line="324" w:lineRule="auto" w:after="80"/>
+      </w:pPr>
+      <w:r>
+        <w:rPr w:rFonts="맑은 고딕">
+          <w:rFonts w:ascii="맑은 고딕" w:hAnsi="맑은 고딕" w:eastAsia="맑은 고딕"/>
+          <w:b w:val="0"/>
+          <w:color w:val="6B7280"/>
+          <w:sz w:val="21"/>
+        </w:rPr>
+        <w:t xml:space="preserve">· </w:t>
+      </w:r>
+      <w:r>
+        <w:rPr w:rFonts="맑은 고딕">
+          <w:rFonts w:ascii="맑은 고딕" w:hAnsi="맑은 고딕" w:eastAsia="맑은 고딕"/>
+          <w:b/>
+          <w:color w:val="1F2937"/>
+          <w:sz w:val="21"/>
+        </w:rPr>
+        <w:t xml:space="preserve">앨범명: </w:t>
+      </w:r>
       <w:r>
         <w:rPr w:rFonts="맑은 고딕">
           <w:rFonts w:ascii="맑은 고딕" w:hAnsi="맑은 고딕" w:eastAsia="맑은 고딕"/>
           <w:b w:val="0"/>
           <w:sz w:val="21"/>
         </w:rPr>
-        <w:t>실비 바르탕의 음악은 프랑스 전통 샹송의 낭만적인 감수성과 미국 록엔롤 및 대중적인 팝 편곡이 완벽하게 결합된 독보적인 매력을 자랑합니다. 그녀 특유의 청량하면서도 지적인 음색, 그리고 젊음의 설렘과 관능을 오가는 표현력은 리스너의 감성을 단숨에 사로잡습니다. 본 음반의 상징적인 수록곡 'La Maritza'는 유년 시절의 고향을 향한 그리움을 웅장한 오케스트레이션과 함께 드라마틱하게 그려내어 그녀의 깊은 감정 전달력을 증명하며, 'La Plus Belle Pour Aller Danser'에서는 무도회를 앞둔 소녀의 수줍음과 설렘을 특유의 매혹적인 보컬로 들려줍니다.</w:t>
+        <w:t>Grand Prix Album Vol.1  (더블)</w:t>
       </w:r>
     </w:p>
     <w:p>
       <w:pPr>
-        <w:spacing w:line="312" w:lineRule="auto" w:after="120"/>
+        <w:spacing w:line="324" w:lineRule="auto" w:after="80"/>
       </w:pPr>
+      <w:r>
+        <w:rPr w:rFonts="맑은 고딕">
+          <w:rFonts w:ascii="맑은 고딕" w:hAnsi="맑은 고딕" w:eastAsia="맑은 고딕"/>
+          <w:b w:val="0"/>
+          <w:color w:val="6B7280"/>
+          <w:sz w:val="21"/>
+        </w:rPr>
+        <w:t xml:space="preserve">· </w:t>
+      </w:r>
+      <w:r>
+        <w:rPr w:rFonts="맑은 고딕">
+          <w:rFonts w:ascii="맑은 고딕" w:hAnsi="맑은 고딕" w:eastAsia="맑은 고딕"/>
+          <w:b/>
+          <w:color w:val="1F2937"/>
+          <w:sz w:val="21"/>
+        </w:rPr>
+        <w:t xml:space="preserve">아티스트: </w:t>
+      </w:r>
       <w:r>
         <w:rPr w:rFonts="맑은 고딕">
           <w:rFonts w:ascii="맑은 고딕" w:hAnsi="맑은 고딕" w:eastAsia="맑은 고딕"/>
           <w:b w:val="0"/>
           <w:sz w:val="21"/>
         </w:rPr>
-        <w:t>더블 LP라는 풍성한 구성을 활용하여, album 전체에 걸쳐 경쾌한 댄스 트랙과 서정적인 발라드가 완벽한 완급 조절을 이룹니다. 화려한 브라스 세션과 격정적인 현악 연주가 돋보이는 'Irresistiblement'나 모차르트의 클래식 수록곡을 모던하게 재해석한 'Caro Mozart' 등은 LP 특유의 따뜻하고 풍부한 아날로그 질감과 어우러져 한층 더 깊은 음악적 풍미를 선사합니다.</w:t>
+        <w:t>Sylvie Vartan (실비 바르탄)</w:t>
       </w:r>
     </w:p>
     <w:p>
       <w:pPr>
-        <w:spacing w:line="312" w:lineRule="auto" w:after="120"/>
+        <w:spacing w:line="324" w:lineRule="auto" w:after="80"/>
       </w:pPr>
+      <w:r>
+        <w:rPr w:rFonts="맑은 고딕">
+          <w:rFonts w:ascii="맑은 고딕" w:hAnsi="맑은 고딕" w:eastAsia="맑은 고딕"/>
+          <w:b w:val="0"/>
+          <w:color w:val="6B7280"/>
+          <w:sz w:val="21"/>
+        </w:rPr>
+        <w:t xml:space="preserve">· </w:t>
+      </w:r>
+      <w:r>
+        <w:rPr w:rFonts="맑은 고딕">
+          <w:rFonts w:ascii="맑은 고딕" w:hAnsi="맑은 고딕" w:eastAsia="맑은 고딕"/>
+          <w:b/>
+          <w:color w:val="1F2937"/>
+          <w:sz w:val="21"/>
+        </w:rPr>
+        <w:t xml:space="preserve">발매 정보: </w:t>
+      </w:r>
       <w:r>
         <w:rPr w:rFonts="맑은 고딕">
           <w:rFonts w:ascii="맑은 고딕" w:hAnsi="맑은 고딕" w:eastAsia="맑은 고딕"/>
           <w:b w:val="0"/>
           <w:sz w:val="21"/>
         </w:rPr>
-        <w:t>결론적으로 실비 바르탕의 &lt;Grand Prix Album Vol.1&gt;은 20세기 중반 프렌치 팝이 지녔던 세련되고 화려한 미학을 오롯이 담아낸 역사적 음반입니다. 턴테이블 위에서 회전하는 이 더블 음반은 클래식한 아날로그 사운드의 진수를 보여주며, 시대를 초월하여 오늘날의 음악 애호가들에게도 변함없는 감동과 우아한 낭만을 선사합니다.</w:t>
+        <w:t>실비 바르탄의 전성기 히트곡과 음악적 영예를 2장의 LP로 장대하게 집대성하여 기획·발매된 호화 앤솔로지 앨범으로, 아날로그 황금기 사운드의 진수를 담고 있습니다.</w:t>
+      </w:r>
+    </w:p>
+    <w:p>
+      <w:pPr>
+        <w:spacing w:line="324" w:lineRule="auto" w:after="80"/>
+      </w:pPr>
+      <w:r>
+        <w:rPr w:rFonts="맑은 고딕">
+          <w:rFonts w:ascii="맑은 고딕" w:hAnsi="맑은 고딕" w:eastAsia="맑은 고딕"/>
+          <w:b w:val="0"/>
+          <w:color w:val="6B7280"/>
+          <w:sz w:val="21"/>
+        </w:rPr>
+        <w:t xml:space="preserve">· </w:t>
+      </w:r>
+      <w:r>
+        <w:rPr w:rFonts="맑은 고딕">
+          <w:rFonts w:ascii="맑은 고딕" w:hAnsi="맑은 고딕" w:eastAsia="맑은 고딕"/>
+          <w:b/>
+          <w:color w:val="1F2937"/>
+          <w:sz w:val="21"/>
+        </w:rPr>
+        <w:t xml:space="preserve">LP 인기도(판매량): </w:t>
+      </w:r>
+      <w:r>
+        <w:rPr w:rFonts="맑은 고딕">
+          <w:rFonts w:ascii="맑은 고딕" w:hAnsi="맑은 고딕" w:eastAsia="맑은 고딕"/>
+          <w:b w:val="0"/>
+          <w:sz w:val="21"/>
+        </w:rPr>
+        <w:t>발매 당시 본국 프랑스는 물론 일본과 한국을 비롯한 전 세계 프렌치 팝 애호가들 사이에서 폭발적인 사랑을 받으며 오랜 기간 스테디셀러로 군림했습니다.</w:t>
+      </w:r>
+    </w:p>
+    <w:p>
+      <w:pPr>
+        <w:spacing w:line="324" w:lineRule="auto" w:after="80"/>
+      </w:pPr>
+      <w:r>
+        <w:rPr w:rFonts="맑은 고딕">
+          <w:rFonts w:ascii="맑은 고딕" w:hAnsi="맑은 고딕" w:eastAsia="맑은 고딕"/>
+          <w:b w:val="0"/>
+          <w:color w:val="6B7280"/>
+          <w:sz w:val="21"/>
+        </w:rPr>
+        <w:t xml:space="preserve">· </w:t>
+      </w:r>
+      <w:r>
+        <w:rPr w:rFonts="맑은 고딕">
+          <w:rFonts w:ascii="맑은 고딕" w:hAnsi="맑은 고딕" w:eastAsia="맑은 고딕"/>
+          <w:b/>
+          <w:color w:val="1F2937"/>
+          <w:sz w:val="21"/>
+        </w:rPr>
+        <w:t xml:space="preserve">각종 수상경력: </w:t>
+      </w:r>
+      <w:r>
+        <w:rPr w:rFonts="맑은 고딕">
+          <w:rFonts w:ascii="맑은 고딕" w:hAnsi="맑은 고딕" w:eastAsia="맑은 고딕"/>
+          <w:b w:val="0"/>
+          <w:sz w:val="21"/>
+        </w:rPr>
+        <w:t>프랑스 최고 권위의 음반상인 '디스크 대상(Grand Prix du Disque)' 수상 트랙들을 포함하여, 수많은 골든 디스크 기록을 남긴 그녀의 찬란한 음악적 위상을 공인하는 음반입니다.</w:t>
+      </w:r>
+    </w:p>
+    <w:p>
+      <w:pPr>
+        <w:spacing w:line="324" w:lineRule="auto" w:before="200" w:after="80"/>
+      </w:pPr>
+      <w:r>
+        <w:rPr w:rFonts="맑은 고딕">
+          <w:rFonts w:ascii="맑은 고딕" w:hAnsi="맑은 고딕" w:eastAsia="맑은 고딕"/>
+          <w:b/>
+          <w:color w:val="1E3A8A"/>
+          <w:sz w:val="24"/>
+        </w:rPr>
+        <w:t>2. 아티스트 정보</w:t>
+      </w:r>
+    </w:p>
+    <w:p>
+      <w:pPr>
+        <w:spacing w:line="324" w:lineRule="auto" w:after="80"/>
+      </w:pPr>
+      <w:r>
+        <w:rPr w:rFonts="맑은 고딕">
+          <w:rFonts w:ascii="맑은 고딕" w:hAnsi="맑은 고딕" w:eastAsia="맑은 고딕"/>
+          <w:b w:val="0"/>
+          <w:color w:val="6B7280"/>
+          <w:sz w:val="21"/>
+        </w:rPr>
+        <w:t xml:space="preserve">· </w:t>
+      </w:r>
+      <w:r>
+        <w:rPr w:rFonts="맑은 고딕">
+          <w:rFonts w:ascii="맑은 고딕" w:hAnsi="맑은 고딕" w:eastAsia="맑은 고딕"/>
+          <w:b/>
+          <w:color w:val="1F2937"/>
+          <w:sz w:val="21"/>
+        </w:rPr>
+        <w:t xml:space="preserve">국적: </w:t>
+      </w:r>
+      <w:r>
+        <w:rPr w:rFonts="맑은 고딕">
+          <w:rFonts w:ascii="맑은 고딕" w:hAnsi="맑은 고딕" w:eastAsia="맑은 고딕"/>
+          <w:b w:val="0"/>
+          <w:sz w:val="21"/>
+        </w:rPr>
+        <w:t>프랑스 (불가리아 출생)</w:t>
+      </w:r>
+    </w:p>
+    <w:p>
+      <w:pPr>
+        <w:spacing w:line="324" w:lineRule="auto" w:after="80"/>
+      </w:pPr>
+      <w:r>
+        <w:rPr w:rFonts="맑은 고딕">
+          <w:rFonts w:ascii="맑은 고딕" w:hAnsi="맑은 고딕" w:eastAsia="맑은 고딕"/>
+          <w:b w:val="0"/>
+          <w:color w:val="6B7280"/>
+          <w:sz w:val="21"/>
+        </w:rPr>
+        <w:t xml:space="preserve">· </w:t>
+      </w:r>
+      <w:r>
+        <w:rPr w:rFonts="맑은 고딕">
+          <w:rFonts w:ascii="맑은 고딕" w:hAnsi="맑은 고딕" w:eastAsia="맑은 고딕"/>
+          <w:b/>
+          <w:color w:val="1F2937"/>
+          <w:sz w:val="21"/>
+        </w:rPr>
+        <w:t xml:space="preserve">생몰년도: </w:t>
+      </w:r>
+      <w:r>
+        <w:rPr w:rFonts="맑은 고딕">
+          <w:rFonts w:ascii="맑은 고딕" w:hAnsi="맑은 고딕" w:eastAsia="맑은 고딕"/>
+          <w:b w:val="0"/>
+          <w:sz w:val="21"/>
+        </w:rPr>
+        <w:t>1944년 8월 15일 ~ 현재</w:t>
+      </w:r>
+    </w:p>
+    <w:p>
+      <w:pPr>
+        <w:spacing w:line="324" w:lineRule="auto" w:after="80"/>
+      </w:pPr>
+      <w:r>
+        <w:rPr w:rFonts="맑은 고딕">
+          <w:rFonts w:ascii="맑은 고딕" w:hAnsi="맑은 고딕" w:eastAsia="맑은 고딕"/>
+          <w:b w:val="0"/>
+          <w:color w:val="6B7280"/>
+          <w:sz w:val="21"/>
+        </w:rPr>
+        <w:t xml:space="preserve">· </w:t>
+      </w:r>
+      <w:r>
+        <w:rPr w:rFonts="맑은 고딕">
+          <w:rFonts w:ascii="맑은 고딕" w:hAnsi="맑은 고딕" w:eastAsia="맑은 고딕"/>
+          <w:b/>
+          <w:color w:val="1F2937"/>
+          <w:sz w:val="21"/>
+        </w:rPr>
+        <w:t xml:space="preserve">그룹 소속: </w:t>
+      </w:r>
+      <w:r>
+        <w:rPr w:rFonts="맑은 고딕">
+          <w:rFonts w:ascii="맑은 고딕" w:hAnsi="맑은 고딕" w:eastAsia="맑은 고딕"/>
+          <w:b w:val="0"/>
+          <w:sz w:val="21"/>
+        </w:rPr>
+        <w:t>솔로</w:t>
+      </w:r>
+    </w:p>
+    <w:p>
+      <w:pPr>
+        <w:spacing w:line="324" w:lineRule="auto" w:after="80"/>
+      </w:pPr>
+      <w:r>
+        <w:rPr w:rFonts="맑은 고딕">
+          <w:rFonts w:ascii="맑은 고딕" w:hAnsi="맑은 고딕" w:eastAsia="맑은 고딕"/>
+          <w:b w:val="0"/>
+          <w:color w:val="6B7280"/>
+          <w:sz w:val="21"/>
+        </w:rPr>
+        <w:t xml:space="preserve">· </w:t>
+      </w:r>
+      <w:r>
+        <w:rPr w:rFonts="맑은 고딕">
+          <w:rFonts w:ascii="맑은 고딕" w:hAnsi="맑은 고딕" w:eastAsia="맑은 고딕"/>
+          <w:b/>
+          <w:color w:val="1F2937"/>
+          <w:sz w:val="21"/>
+        </w:rPr>
+        <w:t xml:space="preserve">아티스트 소개: </w:t>
+      </w:r>
+      <w:r>
+        <w:rPr w:rFonts="맑은 고딕">
+          <w:rFonts w:ascii="맑은 고딕" w:hAnsi="맑은 고딕" w:eastAsia="맑은 고딕"/>
+          <w:b w:val="0"/>
+          <w:sz w:val="21"/>
+        </w:rPr>
+        <w:t>실비 바르탄은 록앤롤의 폭발적인 리듬을 프랑스 감수성에 접목한 '예예(Yé-yé)' 무브먼트의 여왕이자 시대를 풍미한 스타일 아이콘입니다. 순수한 소녀의 떨림과 성숙한 디바의 관능을 오가는 독보적인 보이스 컬러로 세계 팝 음악계에 프렌치 팝의 독창적인 미학을 확립한 거장입니다.</w:t>
+      </w:r>
+    </w:p>
+    <w:p>
+      <w:pPr>
+        <w:spacing w:line="324" w:lineRule="auto" w:before="200" w:after="80"/>
+      </w:pPr>
+      <w:r>
+        <w:rPr w:rFonts="맑은 고딕">
+          <w:rFonts w:ascii="맑은 고딕" w:hAnsi="맑은 고딕" w:eastAsia="맑은 고딕"/>
+          <w:b/>
+          <w:color w:val="1E3A8A"/>
+          <w:sz w:val="24"/>
+        </w:rPr>
+        <w:t>3. 음반 상세 분석</w:t>
+      </w:r>
+    </w:p>
+    <w:p>
+      <w:pPr>
+        <w:spacing w:line="324" w:lineRule="auto" w:after="80"/>
+      </w:pPr>
+      <w:r>
+        <w:rPr w:rFonts="맑은 고딕">
+          <w:rFonts w:ascii="맑은 고딕" w:hAnsi="맑은 고딕" w:eastAsia="맑은 고딕"/>
+          <w:b w:val="0"/>
+          <w:color w:val="6B7280"/>
+          <w:sz w:val="21"/>
+        </w:rPr>
+        <w:t xml:space="preserve">· </w:t>
+      </w:r>
+      <w:r>
+        <w:rPr w:rFonts="맑은 고딕">
+          <w:rFonts w:ascii="맑은 고딕" w:hAnsi="맑은 고딕" w:eastAsia="맑은 고딕"/>
+          <w:b/>
+          <w:color w:val="1F2937"/>
+          <w:sz w:val="21"/>
+        </w:rPr>
+        <w:t xml:space="preserve">역사적 위치: </w:t>
+      </w:r>
+      <w:r>
+        <w:rPr w:rFonts="맑은 고딕">
+          <w:rFonts w:ascii="맑은 고딕" w:hAnsi="맑은 고딕" w:eastAsia="맑은 고딕"/>
+          <w:b w:val="0"/>
+          <w:sz w:val="21"/>
+        </w:rPr>
+        <w:t>단순한 히트곡의 나열을 넘어 1960~70년대 프랑스 대중음악이 이룩한 화려한 오케스트레이션과 모던 팝의 완성도를 입체적으로 조망할 수 있는 중요한 사료적 가치를 지닙니다. 더블 LP의 넓은 스펙트럼 속에서 아이돌 스타에서 진정한 아티스트로 비상하는 그녀의 예술적 궤적을 오롯이 확인할 수 있습니다.</w:t>
+      </w:r>
+    </w:p>
+    <w:p>
+      <w:pPr>
+        <w:spacing w:line="324" w:lineRule="auto" w:after="80"/>
+      </w:pPr>
+      <w:r>
+        <w:rPr w:rFonts="맑은 고딕">
+          <w:rFonts w:ascii="맑은 고딕" w:hAnsi="맑은 고딕" w:eastAsia="맑은 고딕"/>
+          <w:b w:val="0"/>
+          <w:color w:val="6B7280"/>
+          <w:sz w:val="21"/>
+        </w:rPr>
+        <w:t xml:space="preserve">· </w:t>
+      </w:r>
+      <w:r>
+        <w:rPr w:rFonts="맑은 고딕">
+          <w:rFonts w:ascii="맑은 고딕" w:hAnsi="맑은 고딕" w:eastAsia="맑은 고딕"/>
+          <w:b/>
+          <w:color w:val="1F2937"/>
+          <w:sz w:val="21"/>
+        </w:rPr>
+        <w:t xml:space="preserve">시대의 흔적(스토리텔링): </w:t>
+      </w:r>
+      <w:r>
+        <w:rPr w:rFonts="맑은 고딕">
+          <w:rFonts w:ascii="맑은 고딕" w:hAnsi="맑은 고딕" w:eastAsia="맑은 고딕"/>
+          <w:b w:val="0"/>
+          <w:sz w:val="21"/>
+        </w:rPr>
+        <w:t>전후의 풍요 속에서 새로운 자유와 낭만을 갈망하던 당대 청춘들의 뜨거운 심장 박동과 감수성이 고스란히 배어 있습니다. 파리의 거리와 축제, 라디오를 타고 울려 퍼지던 그녀의 노랫소리는 그 시절 젊은이들에게는 찬란한 젊음의 찬가였으며, 오늘날 우리에게는 아련한 노스탤지어를 선사합니다.</w:t>
+      </w:r>
+    </w:p>
+    <w:p>
+      <w:pPr>
+        <w:spacing w:line="324" w:lineRule="auto" w:before="200" w:after="80"/>
+      </w:pPr>
+      <w:r>
+        <w:rPr w:rFonts="맑은 고딕">
+          <w:rFonts w:ascii="맑은 고딕" w:hAnsi="맑은 고딕" w:eastAsia="맑은 고딕"/>
+          <w:b/>
+          <w:color w:val="1E3A8A"/>
+          <w:sz w:val="24"/>
+        </w:rPr>
+        <w:t>4. 주요 수록곡 및 감상 제언</w:t>
+      </w:r>
+    </w:p>
+    <w:p>
+      <w:pPr>
+        <w:spacing w:line="324" w:lineRule="auto" w:after="80"/>
+      </w:pPr>
+      <w:r>
+        <w:rPr w:rFonts="맑은 고딕">
+          <w:rFonts w:ascii="맑은 고딕" w:hAnsi="맑은 고딕" w:eastAsia="맑은 고딕"/>
+          <w:b w:val="0"/>
+          <w:color w:val="6B7280"/>
+          <w:sz w:val="21"/>
+        </w:rPr>
+        <w:t xml:space="preserve">· </w:t>
+      </w:r>
+      <w:r>
+        <w:rPr w:rFonts="맑은 고딕">
+          <w:rFonts w:ascii="맑은 고딕" w:hAnsi="맑은 고딕" w:eastAsia="맑은 고딕"/>
+          <w:b/>
+          <w:color w:val="1F2937"/>
+          <w:sz w:val="21"/>
+        </w:rPr>
+        <w:t xml:space="preserve">주요 수록곡 특징: </w:t>
+      </w:r>
+      <w:r>
+        <w:rPr w:rFonts="맑은 고딕">
+          <w:rFonts w:ascii="맑은 고딕" w:hAnsi="맑은 고딕" w:eastAsia="맑은 고딕"/>
+          <w:b w:val="0"/>
+          <w:sz w:val="21"/>
+        </w:rPr>
+        <w:t>고향에 대한 짙은 그리움을 한 폭의 수채화처럼 그려낸 불멸의 명곡 'La Maritza(마리차 강변의 추억)'의 서정미와, 풋풋한 설렘과 경쾌한 멜로디가 돋보이는 'La plus belle pour aller danser(춤추러 갈 땐 가장 예쁘게)' 등 실비 바르탄의 다채로운 음악적 스펙트럼이 환상적으로 펼쳐집니다.</w:t>
+      </w:r>
+    </w:p>
+    <w:p>
+      <w:pPr>
+        <w:spacing w:line="324" w:lineRule="auto" w:after="80"/>
+      </w:pPr>
+      <w:r>
+        <w:rPr w:rFonts="맑은 고딕">
+          <w:rFonts w:ascii="맑은 고딕" w:hAnsi="맑은 고딕" w:eastAsia="맑은 고딕"/>
+          <w:b w:val="0"/>
+          <w:color w:val="6B7280"/>
+          <w:sz w:val="21"/>
+        </w:rPr>
+        <w:t xml:space="preserve">· </w:t>
+      </w:r>
+      <w:r>
+        <w:rPr w:rFonts="맑은 고딕">
+          <w:rFonts w:ascii="맑은 고딕" w:hAnsi="맑은 고딕" w:eastAsia="맑은 고딕"/>
+          <w:b/>
+          <w:color w:val="1F2937"/>
+          <w:sz w:val="21"/>
+        </w:rPr>
+        <w:t xml:space="preserve">빈티지 감상 제언: </w:t>
+      </w:r>
+      <w:r>
+        <w:rPr w:rFonts="맑은 고딕">
+          <w:rFonts w:ascii="맑은 고딕" w:hAnsi="맑은 고딕" w:eastAsia="맑은 고딕"/>
+          <w:b w:val="0"/>
+          <w:sz w:val="21"/>
+        </w:rPr>
+        <w:t>턴테이블의 바늘이 소리골을 지날 때 진공관 앰프를 통해 피어오르는 도톰한 중음역의 질감과 유려한 현악 세션의 잔향은 디지털 음원에서는 결코 느낄 수 없는 따스한 아날로그의 품격을 선사합니다.</w:t>
+      </w:r>
+    </w:p>
+    <w:p>
+      <w:pPr>
+        <w:spacing w:line="324" w:lineRule="auto" w:after="80"/>
+      </w:pPr>
+      <w:r>
+        <w:rPr w:rFonts="맑은 고딕">
+          <w:rFonts w:ascii="맑은 고딕" w:hAnsi="맑은 고딕" w:eastAsia="맑은 고딕"/>
+          <w:b w:val="0"/>
+          <w:color w:val="6B7280"/>
+          <w:sz w:val="21"/>
+        </w:rPr>
+        <w:t xml:space="preserve">· </w:t>
+      </w:r>
+      <w:r>
+        <w:rPr w:rFonts="맑은 고딕">
+          <w:rFonts w:ascii="맑은 고딕" w:hAnsi="맑은 고딕" w:eastAsia="맑은 고딕"/>
+          <w:b/>
+          <w:color w:val="1F2937"/>
+          <w:sz w:val="21"/>
+        </w:rPr>
+        <w:t xml:space="preserve">소장 가치: </w:t>
+      </w:r>
+      <w:r>
+        <w:rPr w:rFonts="맑은 고딕">
+          <w:rFonts w:ascii="맑은 고딕" w:hAnsi="맑은 고딕" w:eastAsia="맑은 고딕"/>
+          <w:b w:val="0"/>
+          <w:sz w:val="21"/>
+        </w:rPr>
+        <w:t>실비 바르탄의 최정점기를 묵직한 더블 바이닐의 오리지널티로 소유할 수 있다는 점만으로도, 프렌치 팝 및 클래식 팝 컬렉터에게는 대체 불가능한 궁극의 소장 가치를 지닙니다.</w:t>
+      </w:r>
+    </w:p>
+    <w:p>
+      <w:pPr>
+        <w:spacing w:line="324" w:lineRule="auto" w:after="120" w:before="160"/>
+      </w:pPr>
+      <w:r>
+        <w:rPr w:rFonts="맑은 고딕">
+          <w:rFonts w:ascii="맑은 고딕" w:hAnsi="맑은 고딕" w:eastAsia="맑은 고딕"/>
+          <w:b/>
+          <w:color w:val="4338CA"/>
+          <w:sz w:val="21"/>
+        </w:rPr>
+        <w:t>이 음반을 통해 아날로그 바늘 끝에서 피어나는 프렌치 팝의 찬란한 낭만과 실비 바르탄이 전해주는 감동을 다시 한번 경험해 보시는 것은 어떨까요?</w:t>
       </w:r>
     </w:p>
     <w:sectPr>
       <w:pgSz w:w="12240" w:h="15840"/>
-      <w:pgMar w:top="1440" w:right="1440" w:bottom="1440" w:left="1440" w:header="720" w:footer="720" w:gutter="0"/>
+      <w:pgMar w:top="1152" w:right="1296" w:bottom="1152" w:left="1296" w:header="720" w:footer="720" w:gutter="0"/>
       <w:cols w:space="720"/>
       <w:docGrid w:linePitch="360"/>
     </w:sectPr>

--- a/word_reports/LP_0328_위치_329_Sylvie Vartan_Grand Prix .docx
+++ b/word_reports/LP_0328_위치_329_Sylvie Vartan_Grand Prix .docx
@@ -32,7 +32,7 @@
     </w:p>
     <w:p>
       <w:pPr>
-        <w:spacing w:line="324" w:lineRule="auto" w:before="80" w:after="160"/>
+        <w:spacing w:line="324" w:lineRule="auto" w:before="80" w:after="120"/>
       </w:pPr>
       <w:r>
         <w:rPr w:rFonts="맑은 고딕">
@@ -42,13 +42,6 @@
           <w:sz w:val="22"/>
         </w:rPr>
         <w:t xml:space="preserve">[음반 소개] </w:t>
-      </w:r>
-      <w:r>
-        <w:rPr w:rFonts="맑은 고딕">
-          <w:rFonts w:ascii="맑은 고딕" w:hAnsi="맑은 고딕" w:eastAsia="맑은 고딕"/>
-          <w:b w:val="0"/>
-          <w:sz w:val="21"/>
-        </w:rPr>
       </w:r>
     </w:p>
     <w:p>
@@ -61,7 +54,33 @@
           <w:b w:val="0"/>
           <w:sz w:val="21"/>
         </w:rPr>
-        <w:t>1960년대 프랑스 예예(Yé-yé) 문화의 중심에서 청춘의 생동감과 우아한 샹송의 서정미를 동시에 꽃피운 실비 바르탄의 음악적 정수가 응축된 명반입니다. 화려함 뒤편에 깃든 애잔한 파리지엔의 숨결과 특유의 세련된 음색은 시대를 초월하여 듣는 이의 마음속 깊은 낭만을 일깨웁니다. 더블 바이닐에 아로새겨진 황금기 시절의 명선율들은 유럽 팝 음악사가 가장 눈부시게 빛나던 순간을 증언하는 하나의 품격 있는 기념비와 같습니다.</w:t>
+        <w:t>1960년대 전후(戰後) 유럽의 잿빛 정서를 단숨에 찬란한 청춘의 빛깔로 물들였던 '예예(Yé-yé)' 무브먼트의 중심에는 늘 실비 바르탄(Sylvie Vartan)이 있었습니다. 파리의 몽마르트르 언덕을 비추는 오후의 햇살처럼 투명하면서도, 불가리아 태생 특유의 아련한 우수(憂愁)를 머금은 그녀의 음색은 당대 젊은이들에게 단순한 유행가를 넘어 하나의 문화적 해방구이자 낭만의 상징이었습니다. 본 작 《Grand Prix Album Vol.1 (더블)》은 로큰롤의 생동감 넘치는 리듬을 머금었던 풋풋한 소녀 시절부터, 원숙한 프렌치 팝의 여신으로 만개한 1970년대 초반에 이르는 그녀의 찬란한 음악적 궤적을 두 장의 바이닐에 집대성한 기념비적인 선집입니다.</w:t>
+      </w:r>
+    </w:p>
+    <w:p>
+      <w:pPr>
+        <w:spacing w:line="324" w:lineRule="auto" w:after="120"/>
+      </w:pPr>
+      <w:r>
+        <w:rPr w:rFonts="맑은 고딕">
+          <w:rFonts w:ascii="맑은 고딕" w:hAnsi="맑은 고딕" w:eastAsia="맑은 고딕"/>
+          <w:b w:val="0"/>
+          <w:sz w:val="21"/>
+        </w:rPr>
+        <w:t>음반의 그루브를 따라 흐르는 트랙들은 프랑스 대중음악이 지닌 가장 화려하고도 서정적인 순간들을 파노라마처럼 펼쳐 보입니다. 거장 샤를 아즈나부르(Charles Aznavour)가 헌사한 유려한 멜로디에 실린 그녀의 목소리는 세련된 프렌치 시크(French Chic)의 정수를 들려주며, 조르주 가르바랑(Georges Garvarentz) 등이 빚어낸 호화로운 오케스트레이션과 어우러져 한 편의 프랑스 누벨바그 영화를 감상하는 듯한 시각적 공감각을 불러일으킵니다. 실비 바르탄은 팝의 경쾌함 속에 실존적 고독과 잃어버린 고향에 대한 향수를 절묘하게 교차시키며, 대중음악을 순수 예술의 경지로 끌어올리는 비범한 예술적 철학을 관철해 냈습니다.</w:t>
+      </w:r>
+    </w:p>
+    <w:p>
+      <w:pPr>
+        <w:spacing w:line="324" w:lineRule="auto" w:after="120"/>
+      </w:pPr>
+      <w:r>
+        <w:rPr w:rFonts="맑은 고딕">
+          <w:rFonts w:ascii="맑은 고딕" w:hAnsi="맑은 고딕" w:eastAsia="맑은 고딕"/>
+          <w:b w:val="0"/>
+          <w:sz w:val="21"/>
+        </w:rPr>
+        <w:t>세월이 반세기를 훌쩍 넘긴 오늘날에도 이 더블 앨범이 전해주는 서정적 울림은 결코 바래지 않습니다. 턴테이블의 바늘이 소리골을 긁으며 피워 올리는 그녀의 숨결과 미세한 바이브레이션은, 디지털 음원이 결코 흉내 낼 수 없는 아날로그의 따스한 체온과 시대의 낭만을 오롯이 되살려냅니다. 격동의 시대를 가장 눈부신 미소와 애절한 노래로 통과해 낸 디바의 진솔한 영혼이 담긴 이 음반은, 시대를 초월하여 팝 음악 애호가들의 마음속에 깊은 여운을 남기는 불멸의 마스터피스입니다.</w:t>
       </w:r>
     </w:p>
     <w:p>
@@ -168,7 +187,7 @@
           <w:b w:val="0"/>
           <w:sz w:val="21"/>
         </w:rPr>
-        <w:t>실비 바르탄의 전성기 히트곡과 음악적 영예를 2장의 LP로 장대하게 집대성하여 기획·발매된 호화 앤솔로지 앨범으로, 아날로그 황금기 사운드의 진수를 담고 있습니다.</w:t>
+        <w:t>실비 바르탄의 음악적 전성기 정수를 집대성하여 빅터(Victor/RCA) 레이블에서 최상의 음질과 고급 게이트폴드 사양으로 특별 기획·발매한 프리미엄 더블 LP 앨범입니다.</w:t>
       </w:r>
     </w:p>
     <w:p>
@@ -199,7 +218,7 @@
           <w:b w:val="0"/>
           <w:sz w:val="21"/>
         </w:rPr>
-        <w:t>발매 당시 본국 프랑스는 물론 일본과 한국을 비롯한 전 세계 프렌치 팝 애호가들 사이에서 폭발적인 사랑을 받으며 오랜 기간 스테디셀러로 군림했습니다.</w:t>
+        <w:t>발매 당시 유럽은 물론 일본과 한국 등 아시아 팝 시장에서 폭발적인 판매고를 기록하며 프렌치 팝 음반으로서는 이례적인 골드 및 플래티넘 레코드를 기록한 스테디셀러입니다.</w:t>
       </w:r>
     </w:p>
     <w:p>
@@ -230,7 +249,7 @@
           <w:b w:val="0"/>
           <w:sz w:val="21"/>
         </w:rPr>
-        <w:t>프랑스 최고 권위의 음반상인 '디스크 대상(Grand Prix du Disque)' 수상 트랙들을 포함하여, 수많은 골든 디스크 기록을 남긴 그녀의 찬란한 음악적 위상을 공인하는 음반입니다.</w:t>
+        <w:t>프랑스 최고 권위의 '디스크 그랑프리(Grand Prix du Disque)' 수상 경력과 프랑스 정부로부터 수훈한 예술문화훈장에 빛나는 그녀의 찬란한 음악적 위상을 증명하는 음반입니다.</w:t>
       </w:r>
     </w:p>
     <w:p>
@@ -368,7 +387,7 @@
           <w:b w:val="0"/>
           <w:sz w:val="21"/>
         </w:rPr>
-        <w:t>실비 바르탄은 록앤롤의 폭발적인 리듬을 프랑스 감수성에 접목한 '예예(Yé-yé)' 무브먼트의 여왕이자 시대를 풍미한 스타일 아이콘입니다. 순수한 소녀의 떨림과 성숙한 디바의 관능을 오가는 독보적인 보이스 컬러로 세계 팝 음악계에 프렌치 팝의 독창적인 미학을 확립한 거장입니다.</w:t>
+        <w:t>1960년대 프랑스 예예(Yé-yé) 열풍을 주도하며 샹송의 고전적 우아함에 록과 팝의 활력을 불어넣은 독보적인 디바입니다. 고혹적인 음색과 매혹적인 무대 매너로 유럽을 넘어 전 세계 음악팬들을 사로잡으며 반세기가 넘도록 프렌치 팝의 상징으로 추앙받고 있습니다.</w:t>
       </w:r>
     </w:p>
     <w:p>
@@ -413,7 +432,7 @@
           <w:b w:val="0"/>
           <w:sz w:val="21"/>
         </w:rPr>
-        <w:t>단순한 히트곡의 나열을 넘어 1960~70년대 프랑스 대중음악이 이룩한 화려한 오케스트레이션과 모던 팝의 완성도를 입체적으로 조망할 수 있는 중요한 사료적 가치를 지닙니다. 더블 LP의 넓은 스펙트럼 속에서 아이돌 스타에서 진정한 아티스트로 비상하는 그녀의 예술적 궤적을 오롯이 확인할 수 있습니다.</w:t>
+        <w:t>전통적인 샹송의 틀을 깨고 모던 팝 오케스트레이션과 프렌치 로큰롤의 세련된 조화를 이끌어내며 유럽 대중음악의 현대화를 완성한 음악사적 걸작입니다.</w:t>
       </w:r>
     </w:p>
     <w:p>
@@ -444,7 +463,7 @@
           <w:b w:val="0"/>
           <w:sz w:val="21"/>
         </w:rPr>
-        <w:t>전후의 풍요 속에서 새로운 자유와 낭만을 갈망하던 당대 청춘들의 뜨거운 심장 박동과 감수성이 고스란히 배어 있습니다. 파리의 거리와 축제, 라디오를 타고 울려 퍼지던 그녀의 노랫소리는 그 시절 젊은이들에게는 찬란한 젊음의 찬가였으며, 오늘날 우리에게는 아련한 노스탤지어를 선사합니다.</w:t>
+        <w:t>68혁명의 자유분방한 에너지와 파리의 낭만적인 밤거리, 그리고 전후 풍요 속에서 진정한 자아와 낭만을 갈구하던 청춘들의 숨결과 사랑의 열병이 짙게 배어 있습니다.</w:t>
       </w:r>
     </w:p>
     <w:p>
@@ -489,7 +508,7 @@
           <w:b w:val="0"/>
           <w:sz w:val="21"/>
         </w:rPr>
-        <w:t>고향에 대한 짙은 그리움을 한 폭의 수채화처럼 그려낸 불멸의 명곡 'La Maritza(마리차 강변의 추억)'의 서정미와, 풋풋한 설렘과 경쾌한 멜로디가 돋보이는 'La plus belle pour aller danser(춤추러 갈 땐 가장 예쁘게)' 등 실비 바르탄의 다채로운 음악적 스펙트럼이 환상적으로 펼쳐집니다.</w:t>
+        <w:t>실비 바르탄을 일약 세계적 스타로 발돋움하게 한 'La plus belle pour aller danser(가장 아름답게 춤추기 위하여)'의 찬란한 설렘, 고향에 대한 깊은 향수와 비장미가 흐르는 걸작 'La Maritza(마리차 강변의 추억)', 그리고 모차르트의 교향곡을 서정적으로 차용한 'Caro Mozart' 등 한 곡 한 곡이 프렌치 팝의 찬란한 금자탑을 이룹니다.</w:t>
       </w:r>
     </w:p>
     <w:p>
@@ -520,7 +539,7 @@
           <w:b w:val="0"/>
           <w:sz w:val="21"/>
         </w:rPr>
-        <w:t>턴테이블의 바늘이 소리골을 지날 때 진공관 앰프를 통해 피어오르는 도톰한 중음역의 질감과 유려한 현악 세션의 잔향은 디지털 음원에서는 결코 느낄 수 없는 따스한 아날로그의 품격을 선사합니다.</w:t>
+        <w:t>진공관 앰프의 온기 어린 질감과 탄노이나 JBL 등 빈티지 스피커를 통해 청음할 때, 화려한 현악 스트링과 실비 바르탄 특유의 속삭이는 듯 허스키한 보컬의 배음이 공간을 가득 채우며 최상의 아날로그 쾌감을 선사합니다.</w:t>
       </w:r>
     </w:p>
     <w:p>
@@ -551,7 +570,7 @@
           <w:b w:val="0"/>
           <w:sz w:val="21"/>
         </w:rPr>
-        <w:t>실비 바르탄의 최정점기를 묵직한 더블 바이닐의 오리지널티로 소유할 수 있다는 점만으로도, 프렌치 팝 및 클래식 팝 컬렉터에게는 대체 불가능한 궁극의 소장 가치를 지닙니다.</w:t>
+        <w:t>엄선된 레퍼토리가 담긴 2장의 묵직한 LP와 품격 있는 게이트폴드 커버는 음반 애호가와 오디오파일 모두에게 시각적·청각적 만족을 동시에 선사하는 높은 컬렉터스 아이템의 가치를 지닙니다.</w:t>
       </w:r>
     </w:p>
     <w:p>
@@ -565,7 +584,7 @@
           <w:color w:val="4338CA"/>
           <w:sz w:val="21"/>
         </w:rPr>
-        <w:t>이 음반을 통해 아날로그 바늘 끝에서 피어나는 프렌치 팝의 찬란한 낭만과 실비 바르탄이 전해주는 감동을 다시 한번 경험해 보시는 것은 어떨까요?</w:t>
+        <w:t>이 음반을 통해 아날로그의 따스한 선율 속에서 피어나는 프렌치 팝의 영원한 여신 실비 바르탄이 전해주는 감동을 다시 한번 경험해 보시는 것은 어떨까요?</w:t>
       </w:r>
     </w:p>
     <w:sectPr>
